--- a/FAI_SI_RelatórioFAITEC.docx
+++ b/FAI_SI_RelatórioFAITEC.docx
@@ -877,7 +877,6 @@
             <w:pPr>
               <w:keepNext w:val="0"/>
               <w:keepLines w:val="1"/>
-              <w:pageBreakBefore w:val="0"/>
               <w:widowControl w:val="1"/>
               <w:pBdr>
                 <w:top w:space="0" w:sz="0" w:val="nil"/>
@@ -936,7 +935,6 @@
             <w:pPr>
               <w:keepNext w:val="0"/>
               <w:keepLines w:val="1"/>
-              <w:pageBreakBefore w:val="0"/>
               <w:widowControl w:val="1"/>
               <w:pBdr>
                 <w:top w:space="0" w:sz="0" w:val="nil"/>
@@ -995,7 +993,6 @@
             <w:pPr>
               <w:keepNext w:val="0"/>
               <w:keepLines w:val="1"/>
-              <w:pageBreakBefore w:val="0"/>
               <w:widowControl w:val="1"/>
               <w:pBdr>
                 <w:top w:space="0" w:sz="0" w:val="nil"/>
@@ -1054,7 +1051,6 @@
             <w:pPr>
               <w:keepNext w:val="0"/>
               <w:keepLines w:val="1"/>
-              <w:pageBreakBefore w:val="0"/>
               <w:widowControl w:val="1"/>
               <w:pBdr>
                 <w:top w:space="0" w:sz="0" w:val="nil"/>
@@ -1119,7 +1115,6 @@
             <w:pPr>
               <w:keepNext w:val="0"/>
               <w:keepLines w:val="0"/>
-              <w:pageBreakBefore w:val="0"/>
               <w:widowControl w:val="1"/>
               <w:pBdr>
                 <w:top w:space="0" w:sz="0" w:val="nil"/>
@@ -1197,7 +1192,6 @@
             <w:pPr>
               <w:keepNext w:val="0"/>
               <w:keepLines w:val="0"/>
-              <w:pageBreakBefore w:val="0"/>
               <w:widowControl w:val="1"/>
               <w:pBdr>
                 <w:top w:space="0" w:sz="0" w:val="nil"/>
@@ -1255,7 +1249,6 @@
             <w:pPr>
               <w:keepNext w:val="0"/>
               <w:keepLines w:val="0"/>
-              <w:pageBreakBefore w:val="0"/>
               <w:widowControl w:val="1"/>
               <w:pBdr>
                 <w:top w:space="0" w:sz="0" w:val="nil"/>
@@ -1346,7 +1339,7 @@
           <w:vertAlign w:val="baseline"/>
         </w:rPr>
       </w:pPr>
-      <w:bookmarkStart w:colFirst="0" w:colLast="0" w:name="_3zxark1k14l2" w:id="0"/>
+      <w:bookmarkStart w:colFirst="0" w:colLast="0" w:name="_9nyloxhm4h7r" w:id="0"/>
       <w:bookmarkEnd w:id="0"/>
       <w:r>
         <w:rPr>
@@ -1363,7 +1356,7 @@
           <w:vertAlign w:val="baseline"/>
         </w:rPr>
       </w:pPr>
-      <w:bookmarkStart w:colFirst="0" w:colLast="0" w:name="_si8s2w6g0zx6" w:id="1"/>
+      <w:bookmarkStart w:colFirst="0" w:colLast="0" w:name="_ck0cgus3q7r6" w:id="1"/>
       <w:bookmarkEnd w:id="1"/>
       <w:r>
         <w:br w:type="page"/>
@@ -2161,7 +2154,7 @@
     </w:p>
     <w:sdt>
       <w:sdtPr>
-        <w:id w:val="-126282068"/>
+        <w:id w:val="-1380822284"/>
         <w:docPartObj>
           <w:docPartGallery w:val="Table of Contents"/>
           <w:docPartUnique w:val="1"/>
@@ -2209,7 +2202,7 @@
             <w:instrText xml:space="preserve"> TOC \h \u \z \t "Heading 1,1,Heading 2,2,"</w:instrText>
             <w:fldChar w:fldCharType="separate"/>
           </w:r>
-          <w:hyperlink w:anchor="_2gsfra1hhwva">
+          <w:hyperlink w:anchor="_bgc9n3wwjuy6">
             <w:r>
               <w:rPr>
                 <w:rFonts w:ascii="Times New Roman" w:cs="Times New Roman" w:eastAsia="Times New Roman" w:hAnsi="Times New Roman"/>
@@ -2274,7 +2267,7 @@
               <w:vertAlign w:val="baseline"/>
             </w:rPr>
           </w:pPr>
-          <w:hyperlink w:anchor="_8i8c0of1k4uc">
+          <w:hyperlink w:anchor="_h0d9r3b3l007">
             <w:r>
               <w:rPr>
                 <w:rFonts w:ascii="Times New Roman" w:cs="Times New Roman" w:eastAsia="Times New Roman" w:hAnsi="Times New Roman"/>
@@ -2339,7 +2332,7 @@
               <w:vertAlign w:val="baseline"/>
             </w:rPr>
           </w:pPr>
-          <w:hyperlink w:anchor="_lxf70xs7oeeh">
+          <w:hyperlink w:anchor="_9fm5jx4thd3h">
             <w:r>
               <w:rPr>
                 <w:rFonts w:ascii="Times New Roman" w:cs="Times New Roman" w:eastAsia="Times New Roman" w:hAnsi="Times New Roman"/>
@@ -2404,7 +2397,7 @@
               <w:vertAlign w:val="baseline"/>
             </w:rPr>
           </w:pPr>
-          <w:hyperlink w:anchor="_hg5oez986i">
+          <w:hyperlink w:anchor="_2j2gdwudx9la">
             <w:r>
               <w:rPr>
                 <w:rFonts w:ascii="Times New Roman" w:cs="Times New Roman" w:eastAsia="Times New Roman" w:hAnsi="Times New Roman"/>
@@ -2469,7 +2462,7 @@
               <w:vertAlign w:val="baseline"/>
             </w:rPr>
           </w:pPr>
-          <w:hyperlink w:anchor="_tdryjbs6psvd">
+          <w:hyperlink w:anchor="_fqxayy37vtg0">
             <w:r>
               <w:rPr>
                 <w:rFonts w:ascii="Times New Roman" w:cs="Times New Roman" w:eastAsia="Times New Roman" w:hAnsi="Times New Roman"/>
@@ -2534,7 +2527,7 @@
               <w:vertAlign w:val="baseline"/>
             </w:rPr>
           </w:pPr>
-          <w:hyperlink w:anchor="_pime0stg9fl6">
+          <w:hyperlink w:anchor="_u6cqhcby3mbr">
             <w:r>
               <w:rPr>
                 <w:rFonts w:ascii="Times New Roman" w:cs="Times New Roman" w:eastAsia="Times New Roman" w:hAnsi="Times New Roman"/>
@@ -2599,7 +2592,7 @@
               <w:vertAlign w:val="baseline"/>
             </w:rPr>
           </w:pPr>
-          <w:hyperlink w:anchor="_gxvy6vqq3ylk">
+          <w:hyperlink w:anchor="_3132m5dw928r">
             <w:r>
               <w:rPr>
                 <w:rFonts w:ascii="Times New Roman" w:cs="Times New Roman" w:eastAsia="Times New Roman" w:hAnsi="Times New Roman"/>
@@ -2664,7 +2657,7 @@
               <w:vertAlign w:val="baseline"/>
             </w:rPr>
           </w:pPr>
-          <w:hyperlink w:anchor="_chzhsqwkn82e">
+          <w:hyperlink w:anchor="_wv9b334f7nh6">
             <w:r>
               <w:rPr>
                 <w:rFonts w:ascii="Times New Roman" w:cs="Times New Roman" w:eastAsia="Times New Roman" w:hAnsi="Times New Roman"/>
@@ -2729,7 +2722,7 @@
               <w:vertAlign w:val="baseline"/>
             </w:rPr>
           </w:pPr>
-          <w:hyperlink w:anchor="_f13wgcn9acyr">
+          <w:hyperlink w:anchor="_xusldxf7odcp">
             <w:r>
               <w:rPr>
                 <w:rFonts w:ascii="Times New Roman" w:cs="Times New Roman" w:eastAsia="Times New Roman" w:hAnsi="Times New Roman"/>
@@ -2794,7 +2787,7 @@
               <w:vertAlign w:val="baseline"/>
             </w:rPr>
           </w:pPr>
-          <w:hyperlink w:anchor="_9fer8esosqa5">
+          <w:hyperlink w:anchor="_3hk511372vrl">
             <w:r>
               <w:rPr>
                 <w:rFonts w:ascii="Times New Roman" w:cs="Times New Roman" w:eastAsia="Times New Roman" w:hAnsi="Times New Roman"/>
@@ -2859,7 +2852,7 @@
               <w:vertAlign w:val="baseline"/>
             </w:rPr>
           </w:pPr>
-          <w:hyperlink w:anchor="_wsg781vctd08">
+          <w:hyperlink w:anchor="_m0irxxc8gjxu">
             <w:r>
               <w:rPr>
                 <w:rFonts w:ascii="Times New Roman" w:cs="Times New Roman" w:eastAsia="Times New Roman" w:hAnsi="Times New Roman"/>
@@ -2924,7 +2917,7 @@
               <w:vertAlign w:val="baseline"/>
             </w:rPr>
           </w:pPr>
-          <w:hyperlink w:anchor="_mptm3on988z4">
+          <w:hyperlink w:anchor="_fyqx6a6jblog">
             <w:r>
               <w:rPr>
                 <w:rFonts w:ascii="Times New Roman" w:cs="Times New Roman" w:eastAsia="Times New Roman" w:hAnsi="Times New Roman"/>
@@ -2989,7 +2982,7 @@
               <w:vertAlign w:val="baseline"/>
             </w:rPr>
           </w:pPr>
-          <w:hyperlink w:anchor="_mhlnw8b0q99f">
+          <w:hyperlink w:anchor="_jtgxwp2e5k0r">
             <w:r>
               <w:rPr>
                 <w:rFonts w:ascii="Times New Roman" w:cs="Times New Roman" w:eastAsia="Times New Roman" w:hAnsi="Times New Roman"/>
@@ -3054,7 +3047,7 @@
               <w:vertAlign w:val="baseline"/>
             </w:rPr>
           </w:pPr>
-          <w:hyperlink w:anchor="_hghpj8ttbdf0">
+          <w:hyperlink w:anchor="_62933tsxfo3d">
             <w:r>
               <w:rPr>
                 <w:rFonts w:ascii="Times New Roman" w:cs="Times New Roman" w:eastAsia="Times New Roman" w:hAnsi="Times New Roman"/>
@@ -3119,7 +3112,7 @@
               <w:vertAlign w:val="baseline"/>
             </w:rPr>
           </w:pPr>
-          <w:hyperlink w:anchor="_uo27vdaaj362">
+          <w:hyperlink w:anchor="_vqmctn6qokj6">
             <w:r>
               <w:rPr>
                 <w:rFonts w:ascii="Times New Roman" w:cs="Times New Roman" w:eastAsia="Times New Roman" w:hAnsi="Times New Roman"/>
@@ -3184,7 +3177,7 @@
               <w:vertAlign w:val="baseline"/>
             </w:rPr>
           </w:pPr>
-          <w:hyperlink w:anchor="_fcmltejb5y42">
+          <w:hyperlink w:anchor="_onrhy7e72614">
             <w:r>
               <w:rPr>
                 <w:rFonts w:ascii="Times New Roman" w:cs="Times New Roman" w:eastAsia="Times New Roman" w:hAnsi="Times New Roman"/>
@@ -3249,7 +3242,7 @@
               <w:vertAlign w:val="baseline"/>
             </w:rPr>
           </w:pPr>
-          <w:hyperlink w:anchor="_cyo5meb7fw3f">
+          <w:hyperlink w:anchor="_mihvz1uhmvta">
             <w:r>
               <w:rPr>
                 <w:rFonts w:ascii="Times New Roman" w:cs="Times New Roman" w:eastAsia="Times New Roman" w:hAnsi="Times New Roman"/>
@@ -3314,7 +3307,7 @@
               <w:vertAlign w:val="baseline"/>
             </w:rPr>
           </w:pPr>
-          <w:hyperlink w:anchor="_ygpumyk5sn4z">
+          <w:hyperlink w:anchor="_e1sbl244bg0b">
             <w:r>
               <w:rPr>
                 <w:rFonts w:ascii="Times New Roman" w:cs="Times New Roman" w:eastAsia="Times New Roman" w:hAnsi="Times New Roman"/>
@@ -3379,7 +3372,7 @@
               <w:vertAlign w:val="baseline"/>
             </w:rPr>
           </w:pPr>
-          <w:hyperlink w:anchor="_6yrgveb3saah">
+          <w:hyperlink w:anchor="_blpz9u5tcoze">
             <w:r>
               <w:rPr>
                 <w:rFonts w:ascii="Times New Roman" w:cs="Times New Roman" w:eastAsia="Times New Roman" w:hAnsi="Times New Roman"/>
@@ -3444,7 +3437,7 @@
               <w:vertAlign w:val="baseline"/>
             </w:rPr>
           </w:pPr>
-          <w:hyperlink w:anchor="_6v60fu55l2x">
+          <w:hyperlink w:anchor="_aspo8estu1t">
             <w:r>
               <w:rPr>
                 <w:rFonts w:ascii="Times New Roman" w:cs="Times New Roman" w:eastAsia="Times New Roman" w:hAnsi="Times New Roman"/>
@@ -3509,7 +3502,7 @@
               <w:vertAlign w:val="baseline"/>
             </w:rPr>
           </w:pPr>
-          <w:hyperlink w:anchor="_eooutndqj382">
+          <w:hyperlink w:anchor="_nokx3lcyzoc7">
             <w:r>
               <w:rPr>
                 <w:rFonts w:ascii="Times New Roman" w:cs="Times New Roman" w:eastAsia="Times New Roman" w:hAnsi="Times New Roman"/>
@@ -3574,7 +3567,7 @@
               <w:vertAlign w:val="baseline"/>
             </w:rPr>
           </w:pPr>
-          <w:hyperlink w:anchor="_n9d8gfk5jjm1">
+          <w:hyperlink w:anchor="_l3sraphu7y3z">
             <w:r>
               <w:rPr>
                 <w:rFonts w:ascii="Times New Roman" w:cs="Times New Roman" w:eastAsia="Times New Roman" w:hAnsi="Times New Roman"/>
@@ -3639,7 +3632,7 @@
               <w:vertAlign w:val="baseline"/>
             </w:rPr>
           </w:pPr>
-          <w:hyperlink w:anchor="_v7w1h6aiid8g">
+          <w:hyperlink w:anchor="_4qpwmopij5vu">
             <w:r>
               <w:rPr>
                 <w:rFonts w:ascii="Times New Roman" w:cs="Times New Roman" w:eastAsia="Times New Roman" w:hAnsi="Times New Roman"/>
@@ -3704,7 +3697,7 @@
               <w:vertAlign w:val="baseline"/>
             </w:rPr>
           </w:pPr>
-          <w:hyperlink w:anchor="_4yn8jitk3jwb">
+          <w:hyperlink w:anchor="_mm014hcose8o">
             <w:r>
               <w:rPr>
                 <w:rFonts w:ascii="Times New Roman" w:cs="Times New Roman" w:eastAsia="Times New Roman" w:hAnsi="Times New Roman"/>
@@ -3769,7 +3762,7 @@
               <w:vertAlign w:val="baseline"/>
             </w:rPr>
           </w:pPr>
-          <w:hyperlink w:anchor="_yl16xpsqdwnb">
+          <w:hyperlink w:anchor="_sjxf0411ox0k">
             <w:r>
               <w:rPr>
                 <w:rFonts w:ascii="Times New Roman" w:cs="Times New Roman" w:eastAsia="Times New Roman" w:hAnsi="Times New Roman"/>
@@ -3834,7 +3827,7 @@
               <w:vertAlign w:val="baseline"/>
             </w:rPr>
           </w:pPr>
-          <w:hyperlink w:anchor="_drse7bgk5764">
+          <w:hyperlink w:anchor="_5rbl8rl8he0">
             <w:r>
               <w:rPr>
                 <w:rFonts w:ascii="Times New Roman" w:cs="Times New Roman" w:eastAsia="Times New Roman" w:hAnsi="Times New Roman"/>
@@ -3924,7 +3917,7 @@
           <w:vertAlign w:val="baseline"/>
         </w:rPr>
       </w:pPr>
-      <w:bookmarkStart w:colFirst="0" w:colLast="0" w:name="_2gsfra1hhwva" w:id="2"/>
+      <w:bookmarkStart w:colFirst="0" w:colLast="0" w:name="_bgc9n3wwjuy6" w:id="2"/>
       <w:bookmarkEnd w:id="2"/>
       <w:r>
         <w:rPr>
@@ -3952,12 +3945,12 @@
               <wp:anchor allowOverlap="1" behindDoc="0" distB="0" distT="0" distL="114300" distR="114300" hidden="0" layoutInCell="1" locked="0" relativeHeight="0" simplePos="0">
                 <wp:simplePos x="0" y="0"/>
                 <wp:positionH relativeFrom="column">
-                  <wp:posOffset>5583238</wp:posOffset>
+                  <wp:posOffset>5578476</wp:posOffset>
                 </wp:positionH>
                 <wp:positionV relativeFrom="paragraph">
-                  <wp:posOffset>-695641</wp:posOffset>
+                  <wp:posOffset>-700402</wp:posOffset>
                 </wp:positionV>
-                <wp:extent cx="200025" cy="268605"/>
+                <wp:extent cx="209550" cy="278130"/>
                 <wp:effectExtent b="0" l="0" r="0" t="0"/>
                 <wp:wrapNone/>
                 <wp:docPr id="2" name=""/>
@@ -4006,7 +3999,7 @@
                                 <w:smallCaps w:val="0"/>
                                 <w:strike w:val="0"/>
                                 <w:color w:val="000000"/>
-                                <w:sz w:val="24"/>
+                                <w:sz w:val="28"/>
                                 <w:vertAlign w:val="baseline"/>
                               </w:rPr>
                             </w:r>
@@ -4027,12 +4020,12 @@
               <wp:anchor allowOverlap="1" behindDoc="0" distB="0" distT="0" distL="114300" distR="114300" hidden="0" layoutInCell="1" locked="0" relativeHeight="0" simplePos="0">
                 <wp:simplePos x="0" y="0"/>
                 <wp:positionH relativeFrom="column">
-                  <wp:posOffset>5583238</wp:posOffset>
+                  <wp:posOffset>5578476</wp:posOffset>
                 </wp:positionH>
                 <wp:positionV relativeFrom="paragraph">
-                  <wp:posOffset>-695641</wp:posOffset>
+                  <wp:posOffset>-700402</wp:posOffset>
                 </wp:positionV>
-                <wp:extent cx="200025" cy="268605"/>
+                <wp:extent cx="209550" cy="278130"/>
                 <wp:effectExtent b="0" l="0" r="0" t="0"/>
                 <wp:wrapNone/>
                 <wp:docPr id="2" name="image2.png"/>
@@ -4053,7 +4046,7 @@
                       <pic:spPr>
                         <a:xfrm>
                           <a:off x="0" y="0"/>
-                          <a:ext cx="200025" cy="268605"/>
+                          <a:ext cx="209550" cy="278130"/>
                         </a:xfrm>
                         <a:prstGeom prst="rect"/>
                         <a:ln/>
@@ -4073,12 +4066,12 @@
               <wp:anchor allowOverlap="1" behindDoc="0" distB="0" distT="0" distL="114300" distR="114300" hidden="0" layoutInCell="1" locked="0" relativeHeight="0" simplePos="0">
                 <wp:simplePos x="0" y="0"/>
                 <wp:positionH relativeFrom="column">
-                  <wp:posOffset>5646738</wp:posOffset>
+                  <wp:posOffset>5641976</wp:posOffset>
                 </wp:positionH>
                 <wp:positionV relativeFrom="paragraph">
-                  <wp:posOffset>-695641</wp:posOffset>
+                  <wp:posOffset>-700402</wp:posOffset>
                 </wp:positionV>
-                <wp:extent cx="136525" cy="268605"/>
+                <wp:extent cx="146050" cy="278130"/>
                 <wp:effectExtent b="0" l="0" r="0" t="0"/>
                 <wp:wrapNone/>
                 <wp:docPr id="1" name=""/>
@@ -4127,7 +4120,7 @@
                                 <w:smallCaps w:val="0"/>
                                 <w:strike w:val="0"/>
                                 <w:color w:val="000000"/>
-                                <w:sz w:val="24"/>
+                                <w:sz w:val="28"/>
                                 <w:vertAlign w:val="baseline"/>
                               </w:rPr>
                             </w:r>
@@ -4148,12 +4141,12 @@
               <wp:anchor allowOverlap="1" behindDoc="0" distB="0" distT="0" distL="114300" distR="114300" hidden="0" layoutInCell="1" locked="0" relativeHeight="0" simplePos="0">
                 <wp:simplePos x="0" y="0"/>
                 <wp:positionH relativeFrom="column">
-                  <wp:posOffset>5646738</wp:posOffset>
+                  <wp:posOffset>5641976</wp:posOffset>
                 </wp:positionH>
                 <wp:positionV relativeFrom="paragraph">
-                  <wp:posOffset>-695641</wp:posOffset>
+                  <wp:posOffset>-700402</wp:posOffset>
                 </wp:positionV>
-                <wp:extent cx="136525" cy="268605"/>
+                <wp:extent cx="146050" cy="278130"/>
                 <wp:effectExtent b="0" l="0" r="0" t="0"/>
                 <wp:wrapNone/>
                 <wp:docPr id="1" name="image1.png"/>
@@ -4174,7 +4167,7 @@
                       <pic:spPr>
                         <a:xfrm>
                           <a:off x="0" y="0"/>
-                          <a:ext cx="136525" cy="268605"/>
+                          <a:ext cx="146050" cy="278130"/>
                         </a:xfrm>
                         <a:prstGeom prst="rect"/>
                         <a:ln/>
@@ -4196,14 +4189,60 @@
           <w:vertAlign w:val="baseline"/>
         </w:rPr>
       </w:pPr>
-      <w:bookmarkStart w:colFirst="0" w:colLast="0" w:name="_emjcxjk9qmpz" w:id="3"/>
+      <w:bookmarkStart w:colFirst="0" w:colLast="0" w:name="_6rvffprx4taq" w:id="3"/>
       <w:bookmarkEnd w:id="3"/>
       <w:r>
         <w:rPr>
           <w:vertAlign w:val="baseline"/>
           <w:rtl w:val="0"/>
         </w:rPr>
-        <w:t xml:space="preserve">A proposta inicial do trabalho, tem por principal objetivo desenvolver um programa que auxilie a cidade na coleta de reclamações de problemas, visando uma melhora na qualidade dela. A ideia surgiu pela percepção de diversos problemas ocorrentes na cidade, como alagamentos de ruas, buracos, falta de iluminação, quedas de energia, entre outros. O programa será proposto a prefeitura local como um auxílio na tomada de decisões e qual dos problemas resolver primeiro, sendo os mais agravantes os principais. O software contará com recursos, como, relatar problemas, lista dos problemas, mapa que mostra onde ocorre o problema, gráficos mostrando os dados de fácil visualização, entre outros.</w:t>
+        <w:t xml:space="preserve">A proposta inicial do trabalho, tem por principal objetivo desenvolver um programa que auxilie a cidade na coleta de reclamações de problemas, visando uma melhora na qualidade dela. A ideia surgiu pela percepção de diversos problemas </w:t>
+      </w:r>
+      <w:r>
+        <w:rPr>
+          <w:rtl w:val="0"/>
+        </w:rPr>
+        <w:t xml:space="preserve">ocorridos</w:t>
+      </w:r>
+      <w:r>
+        <w:rPr>
+          <w:vertAlign w:val="baseline"/>
+          <w:rtl w:val="0"/>
+        </w:rPr>
+        <w:t xml:space="preserve"> na cidade, como alagamentos de ruas, buracos, falta de iluminação, quedas de energia, entre outros. O programa será proposto </w:t>
+      </w:r>
+      <w:r>
+        <w:rPr>
+          <w:rtl w:val="0"/>
+        </w:rPr>
+        <w:t xml:space="preserve">à</w:t>
+      </w:r>
+      <w:r>
+        <w:rPr>
+          <w:vertAlign w:val="baseline"/>
+          <w:rtl w:val="0"/>
+        </w:rPr>
+        <w:t xml:space="preserve"> prefeitura</w:t>
+      </w:r>
+      <w:r>
+        <w:rPr>
+          <w:vertAlign w:val="baseline"/>
+          <w:rtl w:val="0"/>
+        </w:rPr>
+        <w:t xml:space="preserve"> local como um auxílio na tomada de decisões e qual dos problemas resolver primeiro, sendo os mais agravantes os principais. O software </w:t>
+      </w:r>
+      <w:r>
+        <w:rPr>
+          <w:rtl w:val="0"/>
+        </w:rPr>
+        <w:t xml:space="preserve">conta</w:t>
+      </w:r>
+      <w:r>
+        <w:rPr>
+          <w:vertAlign w:val="baseline"/>
+          <w:rtl w:val="0"/>
+        </w:rPr>
+        <w:t xml:space="preserve"> com recursos, como, relatar problemas, lista dos problemas, mapa que mostra onde ocorre o problema, gráficos mostrando os dados de fácil visualização, entre outros.</w:t>
       </w:r>
     </w:p>
     <w:p>
@@ -4239,7 +4278,7 @@
           <w:vertAlign w:val="baseline"/>
         </w:rPr>
       </w:pPr>
-      <w:bookmarkStart w:colFirst="0" w:colLast="0" w:name="_8i8c0of1k4uc" w:id="4"/>
+      <w:bookmarkStart w:colFirst="0" w:colLast="0" w:name="_h0d9r3b3l007" w:id="4"/>
       <w:bookmarkEnd w:id="4"/>
       <w:r>
         <w:br w:type="page"/>
@@ -4267,27 +4306,15 @@
     <w:p>
       <w:pPr>
         <w:rPr>
-          <w:color w:val="0070c0"/>
-          <w:vertAlign w:val="baseline"/>
-        </w:rPr>
-      </w:pPr>
-      <w:r>
-        <w:rPr>
-          <w:color w:val="0070c0"/>
-          <w:vertAlign w:val="baseline"/>
-          <w:rtl w:val="0"/>
-        </w:rPr>
-        <w:t xml:space="preserve">Descreva a apresentação do capítulo.</w:t>
-      </w:r>
-    </w:p>
-    <w:p>
-      <w:pPr>
-        <w:rPr>
-          <w:vertAlign w:val="baseline"/>
-        </w:rPr>
-      </w:pPr>
-      <w:bookmarkStart w:colFirst="0" w:colLast="0" w:name="_lxf70xs7oeeh" w:id="5"/>
-      <w:bookmarkEnd w:id="5"/>
+          <w:vertAlign w:val="baseline"/>
+        </w:rPr>
+      </w:pPr>
+      <w:r>
+        <w:rPr>
+          <w:rtl w:val="0"/>
+        </w:rPr>
+        <w:t xml:space="preserve">Este capítulo apresenta a descrição detalhada do software proposto, abordando seu tema, a formulação do problema e a hipótese adotada, os objetivos gerais e específicos, a justificativa para o desenvolvimento da solução, o público de interesse, o referencial teórico utilizado, a metodologia de trabalho adotada pela equipe e a proposta de extensão à comunidade.</w:t>
+      </w:r>
       <w:r>
         <w:rPr>
           <w:rtl w:val="0"/>
@@ -4353,8 +4380,8 @@
           <w:vertAlign w:val="baseline"/>
         </w:rPr>
       </w:pPr>
-      <w:bookmarkStart w:colFirst="0" w:colLast="0" w:name="_hg5oez986i" w:id="6"/>
-      <w:bookmarkEnd w:id="6"/>
+      <w:bookmarkStart w:colFirst="0" w:colLast="0" w:name="_2j2gdwudx9la" w:id="5"/>
+      <w:bookmarkEnd w:id="5"/>
       <w:r>
         <w:rPr>
           <w:vertAlign w:val="baseline"/>
@@ -4454,8 +4481,8 @@
           <w:vertAlign w:val="baseline"/>
         </w:rPr>
       </w:pPr>
-      <w:bookmarkStart w:colFirst="0" w:colLast="0" w:name="_tdryjbs6psvd" w:id="7"/>
-      <w:bookmarkEnd w:id="7"/>
+      <w:bookmarkStart w:colFirst="0" w:colLast="0" w:name="_fqxayy37vtg0" w:id="6"/>
+      <w:bookmarkEnd w:id="6"/>
       <w:r>
         <w:rPr>
           <w:rtl w:val="0"/>
@@ -4615,14 +4642,27 @@
           <w:vertAlign w:val="baseline"/>
         </w:rPr>
       </w:pPr>
-      <w:bookmarkStart w:colFirst="0" w:colLast="0" w:name="_pime0stg9fl6" w:id="8"/>
-      <w:bookmarkEnd w:id="8"/>
-      <w:r>
-        <w:rPr>
-          <w:vertAlign w:val="baseline"/>
-          <w:rtl w:val="0"/>
-        </w:rPr>
-        <w:t xml:space="preserve">Identificar locais de problemas, analisar dados coletados, avaliar situação da cidade, coletar reclamações, ajudar na resolução e conhecimento de problemas.</w:t>
+      <w:bookmarkStart w:colFirst="0" w:colLast="0" w:name="_u6cqhcby3mbr" w:id="7"/>
+      <w:bookmarkEnd w:id="7"/>
+      <w:r>
+        <w:rPr>
+          <w:vertAlign w:val="baseline"/>
+          <w:rtl w:val="0"/>
+        </w:rPr>
+        <w:t xml:space="preserve">Identificar locais de problemas, analisar dados coletados, </w:t>
+      </w:r>
+      <w:r>
+        <w:rPr>
+          <w:rtl w:val="0"/>
+        </w:rPr>
+        <w:t xml:space="preserve">avaliar a situação</w:t>
+      </w:r>
+      <w:r>
+        <w:rPr>
+          <w:vertAlign w:val="baseline"/>
+          <w:rtl w:val="0"/>
+        </w:rPr>
+        <w:t xml:space="preserve"> da cidade, coletar reclamações, ajudar na resolução e conhecimento de problemas.</w:t>
       </w:r>
     </w:p>
     <w:p>
@@ -4691,7 +4731,33 @@
           <w:vertAlign w:val="baseline"/>
           <w:rtl w:val="0"/>
         </w:rPr>
-        <w:t xml:space="preserve">Recentemente, temos vistos diversos casos de problemas que ocorrem na cidade, muitos deles sendo comuns, ou referentes a má infraestrutura de determinadas localidades da cidade. Sendo assim, um programa que auxilie na tomada de decisão e resolução de problemas é de extrema importância, pois, auxilia a prefeitura, torna mais transparente a comunicação sobre os problemas resolvidos e a serem resolvidos, conecta a comunidade em um único lugar para fazer reclamações. Tudo tem por objetivo ajudar a cidade se tornar um lugar melhor, em infraestrutura, e socialmente agradável para turistas e habitantes</w:t>
+        <w:t xml:space="preserve">Recentemente, temos </w:t>
+      </w:r>
+      <w:r>
+        <w:rPr>
+          <w:rtl w:val="0"/>
+        </w:rPr>
+        <w:t xml:space="preserve">visto</w:t>
+      </w:r>
+      <w:r>
+        <w:rPr>
+          <w:vertAlign w:val="baseline"/>
+          <w:rtl w:val="0"/>
+        </w:rPr>
+        <w:t xml:space="preserve"> diversos casos de problemas que ocorrem na cidade, muitos deles sendo comuns, ou referentes a má infraestrutura de determinadas localidades da cidade. Sendo assim, um programa que auxilie na tomada de decisão e resolução de problemas é de extrema importância, pois, auxilia a prefeitura, torna mais transparente a comunicação sobre os problemas resolvidos e a serem resolvidos, conecta a comunidade em um único lugar para fazer reclamações. Tudo tem por objetivo ajudar a </w:t>
+      </w:r>
+      <w:r>
+        <w:rPr>
+          <w:rtl w:val="0"/>
+        </w:rPr>
+        <w:t xml:space="preserve">cidade a se tornar</w:t>
+      </w:r>
+      <w:r>
+        <w:rPr>
+          <w:vertAlign w:val="baseline"/>
+          <w:rtl w:val="0"/>
+        </w:rPr>
+        <w:t xml:space="preserve"> um lugar melhor, em infraestrutura, e socialmente agradável para turistas e habitantes</w:t>
       </w:r>
       <w:r>
         <w:rPr>
@@ -4735,8 +4801,8 @@
           <w:vertAlign w:val="baseline"/>
         </w:rPr>
       </w:pPr>
-      <w:bookmarkStart w:colFirst="0" w:colLast="0" w:name="_gxvy6vqq3ylk" w:id="9"/>
-      <w:bookmarkEnd w:id="9"/>
+      <w:bookmarkStart w:colFirst="0" w:colLast="0" w:name="_3132m5dw928r" w:id="8"/>
+      <w:bookmarkEnd w:id="8"/>
       <w:r>
         <w:rPr>
           <w:rtl w:val="0"/>
@@ -4804,8 +4870,8 @@
           <w:vertAlign w:val="baseline"/>
         </w:rPr>
       </w:pPr>
-      <w:bookmarkStart w:colFirst="0" w:colLast="0" w:name="_chzhsqwkn82e" w:id="10"/>
-      <w:bookmarkEnd w:id="10"/>
+      <w:bookmarkStart w:colFirst="0" w:colLast="0" w:name="_wv9b334f7nh6" w:id="9"/>
+      <w:bookmarkEnd w:id="9"/>
       <w:r>
         <w:rPr>
           <w:vertAlign w:val="baseline"/>
@@ -4897,7 +4963,7 @@
       <w:hyperlink r:id="rId10">
         <w:r>
           <w:rPr>
-            <w:color w:val="000000"/>
+            <w:color w:val="1155cc"/>
             <w:u w:val="single"/>
             <w:vertAlign w:val="baseline"/>
             <w:rtl w:val="0"/>
@@ -4921,7 +4987,7 @@
       <w:hyperlink r:id="rId11">
         <w:r>
           <w:rPr>
-            <w:color w:val="000000"/>
+            <w:color w:val="1155cc"/>
             <w:u w:val="single"/>
             <w:vertAlign w:val="baseline"/>
             <w:rtl w:val="0"/>
@@ -4938,18 +5004,62 @@
     <w:p>
       <w:pPr>
         <w:jc w:val="both"/>
-        <w:rPr>
-          <w:vertAlign w:val="baseline"/>
-        </w:rPr>
-      </w:pPr>
-      <w:bookmarkStart w:colFirst="0" w:colLast="0" w:name="_f13wgcn9acyr" w:id="11"/>
+        <w:rPr/>
+      </w:pPr>
+      <w:bookmarkStart w:colFirst="0" w:colLast="0" w:name="_xusldxf7odcp" w:id="10"/>
+      <w:bookmarkEnd w:id="10"/>
+      <w:hyperlink r:id="rId12">
+        <w:r>
+          <w:rPr>
+            <w:color w:val="1155cc"/>
+            <w:u w:val="single"/>
+            <w:vertAlign w:val="baseline"/>
+            <w:rtl w:val="0"/>
+          </w:rPr>
+          <w:t xml:space="preserve">https://eouve.com.br/#/</w:t>
+        </w:r>
+      </w:hyperlink>
+      <w:r>
+        <w:rPr>
+          <w:rtl w:val="0"/>
+        </w:rPr>
+      </w:r>
+    </w:p>
+    <w:p>
+      <w:pPr>
+        <w:jc w:val="both"/>
+        <w:rPr/>
+      </w:pPr>
+      <w:bookmarkStart w:colFirst="0" w:colLast="0" w:name="_k1eorjdx84tv" w:id="11"/>
       <w:bookmarkEnd w:id="11"/>
       <w:r>
         <w:rPr>
-          <w:vertAlign w:val="baseline"/>
-          <w:rtl w:val="0"/>
-        </w:rPr>
-        <w:t xml:space="preserve">https://eouve.com.br/#/</w:t>
+          <w:rtl w:val="0"/>
+        </w:rPr>
+        <w:t xml:space="preserve">Codebase da Nowigo</w:t>
+      </w:r>
+    </w:p>
+    <w:p>
+      <w:pPr>
+        <w:jc w:val="both"/>
+        <w:rPr/>
+      </w:pPr>
+      <w:bookmarkStart w:colFirst="0" w:colLast="0" w:name="_fhx81zcx9bz8" w:id="12"/>
+      <w:bookmarkEnd w:id="12"/>
+      <w:hyperlink r:id="rId13">
+        <w:r>
+          <w:rPr>
+            <w:color w:val="1155cc"/>
+            <w:u w:val="single"/>
+            <w:rtl w:val="0"/>
+          </w:rPr>
+          <w:t xml:space="preserve">https://nowigo.com.br/pt</w:t>
+        </w:r>
+      </w:hyperlink>
+      <w:r>
+        <w:rPr>
+          <w:rtl w:val="0"/>
+        </w:rPr>
       </w:r>
     </w:p>
     <w:p>
@@ -5075,8 +5185,8 @@
           <w:vertAlign w:val="baseline"/>
         </w:rPr>
       </w:pPr>
-      <w:bookmarkStart w:colFirst="0" w:colLast="0" w:name="_9fer8esosqa5" w:id="12"/>
-      <w:bookmarkEnd w:id="12"/>
+      <w:bookmarkStart w:colFirst="0" w:colLast="0" w:name="_3hk511372vrl" w:id="13"/>
+      <w:bookmarkEnd w:id="13"/>
       <w:r>
         <w:rPr>
           <w:rtl w:val="0"/>
@@ -5148,8 +5258,8 @@
           <w:vertAlign w:val="baseline"/>
         </w:rPr>
       </w:pPr>
-      <w:bookmarkStart w:colFirst="0" w:colLast="0" w:name="_m0645uv3ua18" w:id="13"/>
-      <w:bookmarkEnd w:id="13"/>
+      <w:bookmarkStart w:colFirst="0" w:colLast="0" w:name="_bz954gy7iomc" w:id="14"/>
+      <w:bookmarkEnd w:id="14"/>
       <w:r>
         <w:rPr>
           <w:vertAlign w:val="baseline"/>
@@ -5191,8 +5301,8 @@
           <w:vertAlign w:val="baseline"/>
         </w:rPr>
       </w:pPr>
-      <w:bookmarkStart w:colFirst="0" w:colLast="0" w:name="_wsg781vctd08" w:id="14"/>
-      <w:bookmarkEnd w:id="14"/>
+      <w:bookmarkStart w:colFirst="0" w:colLast="0" w:name="_m0irxxc8gjxu" w:id="15"/>
+      <w:bookmarkEnd w:id="15"/>
       <w:r>
         <w:br w:type="page"/>
       </w:r>
@@ -5225,22 +5335,10 @@
       </w:pPr>
       <w:r>
         <w:rPr>
-          <w:color w:val="0070c0"/>
-          <w:vertAlign w:val="baseline"/>
-          <w:rtl w:val="0"/>
-        </w:rPr>
-        <w:t xml:space="preserve">Descreva a apresentação do capítulo.</w:t>
-      </w:r>
-    </w:p>
-    <w:p>
-      <w:pPr>
-        <w:rPr>
-          <w:color w:val="0070c0"/>
-          <w:vertAlign w:val="baseline"/>
-        </w:rPr>
-      </w:pPr>
-      <w:bookmarkStart w:colFirst="0" w:colLast="0" w:name="_mptm3on988z4" w:id="15"/>
-      <w:bookmarkEnd w:id="15"/>
+          <w:rtl w:val="0"/>
+        </w:rPr>
+        <w:t xml:space="preserve">Este capítulo descreve o planejamento do projeto, incluindo os recursos humanos necessários e a relação da equipe, os recursos de hardware disponíveis (computadores desktop e notebook), os recursos de software utilizados no desenvolvimento (como IntelliJ IDEA, GitHub Desktop e Visual Studio Code), outros recursos complementares, e o cronograma de atividades com a Matriz RACI, que define os papéis de responsável, aprovador, consultado e informado para cada etapa do projeto.</w:t>
+      </w:r>
       <w:r>
         <w:rPr>
           <w:rtl w:val="0"/>
@@ -5306,7 +5404,7 @@
           <w:vertAlign w:val="baseline"/>
         </w:rPr>
       </w:pPr>
-      <w:bookmarkStart w:colFirst="0" w:colLast="0" w:name="_6glz809xddxm" w:id="16"/>
+      <w:bookmarkStart w:colFirst="0" w:colLast="0" w:name="_pnkeckq4qgue" w:id="16"/>
       <w:bookmarkEnd w:id="16"/>
       <w:r>
         <w:rPr>
@@ -5349,7 +5447,7 @@
           <w:vertAlign w:val="baseline"/>
         </w:rPr>
       </w:pPr>
-      <w:bookmarkStart w:colFirst="0" w:colLast="0" w:name="_ay6kjjfbx8rd" w:id="17"/>
+      <w:bookmarkStart w:colFirst="0" w:colLast="0" w:name="_ln3sxptay8eq" w:id="17"/>
       <w:bookmarkEnd w:id="17"/>
       <w:r>
         <w:rPr>
@@ -5406,7 +5504,7 @@
           <w:vertAlign w:val="baseline"/>
         </w:rPr>
       </w:pPr>
-      <w:bookmarkStart w:colFirst="0" w:colLast="0" w:name="_hghpj8ttbdf0" w:id="18"/>
+      <w:bookmarkStart w:colFirst="0" w:colLast="0" w:name="_62933tsxfo3d" w:id="18"/>
       <w:bookmarkEnd w:id="18"/>
       <w:r>
         <w:rPr>
@@ -5543,7 +5641,7 @@
           <w:vertAlign w:val="baseline"/>
         </w:rPr>
       </w:pPr>
-      <w:bookmarkStart w:colFirst="0" w:colLast="0" w:name="_fagi0lqm98ar" w:id="19"/>
+      <w:bookmarkStart w:colFirst="0" w:colLast="0" w:name="_dlptpq2p7z9k" w:id="19"/>
       <w:bookmarkEnd w:id="19"/>
       <w:r>
         <w:rPr>
@@ -5614,7 +5712,7 @@
           <w:vertAlign w:val="baseline"/>
         </w:rPr>
       </w:pPr>
-      <w:bookmarkStart w:colFirst="0" w:colLast="0" w:name="_fcmltejb5y42" w:id="20"/>
+      <w:bookmarkStart w:colFirst="0" w:colLast="0" w:name="_onrhy7e72614" w:id="20"/>
       <w:bookmarkEnd w:id="20"/>
       <w:r>
         <w:rPr>
@@ -5768,7 +5866,7 @@
     <w:tbl>
       <w:tblPr>
         <w:tblStyle w:val="Table3"/>
-        <w:tblW w:w="9286.0" w:type="dxa"/>
+        <w:tblW w:w="8123.0" w:type="dxa"/>
         <w:jc w:val="left"/>
         <w:tblInd w:w="-108.0" w:type="dxa"/>
         <w:tblBorders>
@@ -5787,7 +5885,6 @@
         <w:gridCol w:w="1146"/>
         <w:gridCol w:w="1163"/>
         <w:gridCol w:w="1171"/>
-        <w:gridCol w:w="1163"/>
         <w:gridCol w:w="1133"/>
         <w:tblGridChange w:id="0">
           <w:tblGrid>
@@ -5795,7 +5892,6 @@
             <w:gridCol w:w="1146"/>
             <w:gridCol w:w="1163"/>
             <w:gridCol w:w="1171"/>
-            <w:gridCol w:w="1163"/>
             <w:gridCol w:w="1133"/>
           </w:tblGrid>
         </w:tblGridChange>
@@ -6015,27 +6111,6 @@
                 <w:rtl w:val="0"/>
               </w:rPr>
               <w:t xml:space="preserve">Reis</w:t>
-            </w:r>
-          </w:p>
-        </w:tc>
-        <w:tc>
-          <w:tcPr>
-            <w:vMerge w:val="restart"/>
-            <w:vAlign w:val="top"/>
-          </w:tcPr>
-          <w:p>
-            <w:pPr>
-              <w:spacing w:after="0" w:lineRule="auto"/>
-              <w:jc w:val="center"/>
-              <w:rPr>
-                <w:color w:val="0070c0"/>
-                <w:vertAlign w:val="baseline"/>
-              </w:rPr>
-            </w:pPr>
-            <w:r>
-              <w:rPr>
-                <w:rtl w:val="0"/>
-              </w:rPr>
             </w:r>
           </w:p>
         </w:tc>
@@ -6235,28 +6310,18 @@
             </w:r>
           </w:p>
         </w:tc>
+      </w:tr>
+      <w:tr>
+        <w:trPr>
+          <w:cantSplit w:val="0"/>
+          <w:tblHeader w:val="0"/>
+        </w:trPr>
         <w:tc>
           <w:tcPr>
-            <w:vMerge w:val="continue"/>
             <w:vAlign w:val="top"/>
           </w:tcPr>
           <w:p>
             <w:pPr>
-              <w:keepNext w:val="0"/>
-              <w:keepLines w:val="0"/>
-              <w:pageBreakBefore w:val="0"/>
-              <w:widowControl w:val="0"/>
-              <w:pBdr>
-                <w:top w:space="0" w:sz="0" w:val="nil"/>
-                <w:left w:space="0" w:sz="0" w:val="nil"/>
-                <w:bottom w:space="0" w:sz="0" w:val="nil"/>
-                <w:right w:space="0" w:sz="0" w:val="nil"/>
-                <w:between w:space="0" w:sz="0" w:val="nil"/>
-              </w:pBdr>
-              <w:shd w:fill="auto" w:val="clear"/>
-              <w:spacing w:after="0" w:before="0" w:line="276" w:lineRule="auto"/>
-              <w:ind w:left="0" w:right="0" w:firstLine="0"/>
-              <w:jc w:val="left"/>
               <w:rPr>
                 <w:color w:val="0070c0"/>
                 <w:vertAlign w:val="baseline"/>
@@ -6264,8 +6329,99 @@
             </w:pPr>
             <w:r>
               <w:rPr>
-                <w:rtl w:val="0"/>
-              </w:rPr>
+                <w:color w:val="0070c0"/>
+                <w:vertAlign w:val="baseline"/>
+                <w:rtl w:val="0"/>
+              </w:rPr>
+              <w:t xml:space="preserve">Iniciar atividade da Entrega 1</w:t>
+            </w:r>
+          </w:p>
+        </w:tc>
+        <w:tc>
+          <w:tcPr>
+            <w:vAlign w:val="top"/>
+          </w:tcPr>
+          <w:p>
+            <w:pPr>
+              <w:jc w:val="center"/>
+              <w:rPr>
+                <w:color w:val="0070c0"/>
+                <w:vertAlign w:val="baseline"/>
+              </w:rPr>
+            </w:pPr>
+            <w:r>
+              <w:rPr>
+                <w:color w:val="0070c0"/>
+                <w:vertAlign w:val="baseline"/>
+                <w:rtl w:val="0"/>
+              </w:rPr>
+              <w:t xml:space="preserve">27/02/26</w:t>
+            </w:r>
+          </w:p>
+        </w:tc>
+        <w:tc>
+          <w:tcPr>
+            <w:vAlign w:val="top"/>
+          </w:tcPr>
+          <w:p>
+            <w:pPr>
+              <w:jc w:val="center"/>
+              <w:rPr>
+                <w:color w:val="0070c0"/>
+                <w:vertAlign w:val="baseline"/>
+              </w:rPr>
+            </w:pPr>
+            <w:r>
+              <w:rPr>
+                <w:color w:val="0070c0"/>
+                <w:vertAlign w:val="baseline"/>
+                <w:rtl w:val="0"/>
+              </w:rPr>
+              <w:t xml:space="preserve">R/A</w:t>
+            </w:r>
+          </w:p>
+        </w:tc>
+        <w:tc>
+          <w:tcPr>
+            <w:vAlign w:val="top"/>
+          </w:tcPr>
+          <w:p>
+            <w:pPr>
+              <w:jc w:val="center"/>
+              <w:rPr>
+                <w:color w:val="0070c0"/>
+                <w:vertAlign w:val="baseline"/>
+              </w:rPr>
+            </w:pPr>
+            <w:r>
+              <w:rPr>
+                <w:color w:val="0070c0"/>
+                <w:vertAlign w:val="baseline"/>
+                <w:rtl w:val="0"/>
+              </w:rPr>
+              <w:t xml:space="preserve">A</w:t>
+            </w:r>
+          </w:p>
+        </w:tc>
+        <w:tc>
+          <w:tcPr>
+            <w:vAlign w:val="top"/>
+          </w:tcPr>
+          <w:p>
+            <w:pPr>
+              <w:jc w:val="center"/>
+              <w:rPr>
+                <w:color w:val="0070c0"/>
+                <w:vertAlign w:val="baseline"/>
+              </w:rPr>
+            </w:pPr>
+            <w:r>
+              <w:rPr>
+                <w:color w:val="0070c0"/>
+                <w:vertAlign w:val="baseline"/>
+                <w:rtl w:val="0"/>
+              </w:rPr>
+              <w:t xml:space="preserve">C</w:t>
             </w:r>
           </w:p>
         </w:tc>
@@ -6281,6 +6437,7 @@
           </w:tcPr>
           <w:p>
             <w:pPr>
+              <w:jc w:val="left"/>
               <w:rPr>
                 <w:color w:val="0070c0"/>
                 <w:vertAlign w:val="baseline"/>
@@ -6289,10 +6446,14 @@
             <w:r>
               <w:rPr>
                 <w:color w:val="0070c0"/>
-                <w:vertAlign w:val="baseline"/>
-                <w:rtl w:val="0"/>
-              </w:rPr>
-              <w:t xml:space="preserve">Iniciar atividade da Entrega 1</w:t>
+                <w:rtl w:val="0"/>
+              </w:rPr>
+              <w:t xml:space="preserve">Desenvolvimento</w:t>
+            </w:r>
+            <w:r>
+              <w:rPr>
+                <w:rtl w:val="0"/>
+              </w:rPr>
             </w:r>
           </w:p>
         </w:tc>
@@ -6311,10 +6472,14 @@
             <w:r>
               <w:rPr>
                 <w:color w:val="0070c0"/>
-                <w:vertAlign w:val="baseline"/>
-                <w:rtl w:val="0"/>
-              </w:rPr>
-              <w:t xml:space="preserve">27/02/26</w:t>
+                <w:rtl w:val="0"/>
+              </w:rPr>
+              <w:t xml:space="preserve">11/03/26</w:t>
+            </w:r>
+            <w:r>
+              <w:rPr>
+                <w:rtl w:val="0"/>
+              </w:rPr>
             </w:r>
           </w:p>
         </w:tc>
@@ -6333,10 +6498,14 @@
             <w:r>
               <w:rPr>
                 <w:color w:val="0070c0"/>
-                <w:vertAlign w:val="baseline"/>
-                <w:rtl w:val="0"/>
-              </w:rPr>
-              <w:t xml:space="preserve">R/A</w:t>
+                <w:rtl w:val="0"/>
+              </w:rPr>
+              <w:t xml:space="preserve">R</w:t>
+            </w:r>
+            <w:r>
+              <w:rPr>
+                <w:rtl w:val="0"/>
+              </w:rPr>
             </w:r>
           </w:p>
         </w:tc>
@@ -6355,10 +6524,14 @@
             <w:r>
               <w:rPr>
                 <w:color w:val="0070c0"/>
-                <w:vertAlign w:val="baseline"/>
-                <w:rtl w:val="0"/>
-              </w:rPr>
-              <w:t xml:space="preserve">A</w:t>
+                <w:rtl w:val="0"/>
+              </w:rPr>
+              <w:t xml:space="preserve">R/A</w:t>
+            </w:r>
+            <w:r>
+              <w:rPr>
+                <w:rtl w:val="0"/>
+              </w:rPr>
             </w:r>
           </w:p>
         </w:tc>
@@ -6377,32 +6550,14 @@
             <w:r>
               <w:rPr>
                 <w:color w:val="0070c0"/>
-                <w:vertAlign w:val="baseline"/>
-                <w:rtl w:val="0"/>
-              </w:rPr>
-              <w:t xml:space="preserve">A</w:t>
-            </w:r>
-          </w:p>
-        </w:tc>
-        <w:tc>
-          <w:tcPr>
-            <w:vAlign w:val="top"/>
-          </w:tcPr>
-          <w:p>
-            <w:pPr>
-              <w:jc w:val="center"/>
-              <w:rPr>
-                <w:color w:val="0070c0"/>
-                <w:vertAlign w:val="baseline"/>
-              </w:rPr>
-            </w:pPr>
-            <w:r>
-              <w:rPr>
-                <w:color w:val="0070c0"/>
-                <w:vertAlign w:val="baseline"/>
                 <w:rtl w:val="0"/>
               </w:rPr>
               <w:t xml:space="preserve">C</w:t>
+            </w:r>
+            <w:r>
+              <w:rPr>
+                <w:rtl w:val="0"/>
+              </w:rPr>
             </w:r>
           </w:p>
         </w:tc>
@@ -6418,12 +6573,18 @@
           </w:tcPr>
           <w:p>
             <w:pPr>
-              <w:jc w:val="center"/>
               <w:rPr>
                 <w:color w:val="0070c0"/>
                 <w:vertAlign w:val="baseline"/>
               </w:rPr>
             </w:pPr>
+            <w:r>
+              <w:rPr>
+                <w:color w:val="0070c0"/>
+                <w:rtl w:val="0"/>
+              </w:rPr>
+              <w:t xml:space="preserve">Preparação da primeira apresentação de slides</w:t>
+            </w:r>
             <w:r>
               <w:rPr>
                 <w:rtl w:val="0"/>
@@ -6445,6 +6606,13 @@
             </w:pPr>
             <w:r>
               <w:rPr>
+                <w:color w:val="0070c0"/>
+                <w:rtl w:val="0"/>
+              </w:rPr>
+              <w:t xml:space="preserve">03/04/26</w:t>
+            </w:r>
+            <w:r>
+              <w:rPr>
                 <w:rtl w:val="0"/>
               </w:rPr>
             </w:r>
@@ -6464,6 +6632,13 @@
             </w:pPr>
             <w:r>
               <w:rPr>
+                <w:color w:val="0070c0"/>
+                <w:rtl w:val="0"/>
+              </w:rPr>
+              <w:t xml:space="preserve">A/C</w:t>
+            </w:r>
+            <w:r>
+              <w:rPr>
                 <w:rtl w:val="0"/>
               </w:rPr>
             </w:r>
@@ -6483,6 +6658,13 @@
             </w:pPr>
             <w:r>
               <w:rPr>
+                <w:color w:val="0070c0"/>
+                <w:rtl w:val="0"/>
+              </w:rPr>
+              <w:t xml:space="preserve">R</w:t>
+            </w:r>
+            <w:r>
+              <w:rPr>
                 <w:rtl w:val="0"/>
               </w:rPr>
             </w:r>
@@ -6502,143 +6684,11 @@
             </w:pPr>
             <w:r>
               <w:rPr>
-                <w:rtl w:val="0"/>
-              </w:rPr>
-            </w:r>
-          </w:p>
-        </w:tc>
-        <w:tc>
-          <w:tcPr>
-            <w:vAlign w:val="top"/>
-          </w:tcPr>
-          <w:p>
-            <w:pPr>
-              <w:jc w:val="center"/>
-              <w:rPr>
                 <w:color w:val="0070c0"/>
-                <w:vertAlign w:val="baseline"/>
-              </w:rPr>
-            </w:pPr>
-            <w:r>
-              <w:rPr>
-                <w:rtl w:val="0"/>
-              </w:rPr>
-            </w:r>
-          </w:p>
-        </w:tc>
-      </w:tr>
-      <w:tr>
-        <w:trPr>
-          <w:cantSplit w:val="0"/>
-          <w:tblHeader w:val="0"/>
-        </w:trPr>
-        <w:tc>
-          <w:tcPr>
-            <w:vAlign w:val="top"/>
-          </w:tcPr>
-          <w:p>
-            <w:pPr>
-              <w:jc w:val="center"/>
-              <w:rPr>
-                <w:color w:val="0070c0"/>
-                <w:vertAlign w:val="baseline"/>
-              </w:rPr>
-            </w:pPr>
-            <w:r>
-              <w:rPr>
-                <w:rtl w:val="0"/>
-              </w:rPr>
-            </w:r>
-          </w:p>
-        </w:tc>
-        <w:tc>
-          <w:tcPr>
-            <w:vAlign w:val="top"/>
-          </w:tcPr>
-          <w:p>
-            <w:pPr>
-              <w:jc w:val="center"/>
-              <w:rPr>
-                <w:color w:val="0070c0"/>
-                <w:vertAlign w:val="baseline"/>
-              </w:rPr>
-            </w:pPr>
-            <w:r>
-              <w:rPr>
-                <w:rtl w:val="0"/>
-              </w:rPr>
-            </w:r>
-          </w:p>
-        </w:tc>
-        <w:tc>
-          <w:tcPr>
-            <w:vAlign w:val="top"/>
-          </w:tcPr>
-          <w:p>
-            <w:pPr>
-              <w:jc w:val="center"/>
-              <w:rPr>
-                <w:color w:val="0070c0"/>
-                <w:vertAlign w:val="baseline"/>
-              </w:rPr>
-            </w:pPr>
-            <w:r>
-              <w:rPr>
-                <w:rtl w:val="0"/>
-              </w:rPr>
-            </w:r>
-          </w:p>
-        </w:tc>
-        <w:tc>
-          <w:tcPr>
-            <w:vAlign w:val="top"/>
-          </w:tcPr>
-          <w:p>
-            <w:pPr>
-              <w:jc w:val="center"/>
-              <w:rPr>
-                <w:color w:val="0070c0"/>
-                <w:vertAlign w:val="baseline"/>
-              </w:rPr>
-            </w:pPr>
-            <w:r>
-              <w:rPr>
-                <w:rtl w:val="0"/>
-              </w:rPr>
-            </w:r>
-          </w:p>
-        </w:tc>
-        <w:tc>
-          <w:tcPr>
-            <w:vAlign w:val="top"/>
-          </w:tcPr>
-          <w:p>
-            <w:pPr>
-              <w:jc w:val="center"/>
-              <w:rPr>
-                <w:color w:val="0070c0"/>
-                <w:vertAlign w:val="baseline"/>
-              </w:rPr>
-            </w:pPr>
-            <w:r>
-              <w:rPr>
-                <w:rtl w:val="0"/>
-              </w:rPr>
-            </w:r>
-          </w:p>
-        </w:tc>
-        <w:tc>
-          <w:tcPr>
-            <w:vAlign w:val="top"/>
-          </w:tcPr>
-          <w:p>
-            <w:pPr>
-              <w:jc w:val="center"/>
-              <w:rPr>
-                <w:color w:val="0070c0"/>
-                <w:vertAlign w:val="baseline"/>
-              </w:rPr>
-            </w:pPr>
+                <w:rtl w:val="0"/>
+              </w:rPr>
+              <w:t xml:space="preserve">I</w:t>
+            </w:r>
             <w:r>
               <w:rPr>
                 <w:rtl w:val="0"/>
@@ -6760,7 +6810,7 @@
           <w:vertAlign w:val="baseline"/>
         </w:rPr>
       </w:pPr>
-      <w:bookmarkStart w:colFirst="0" w:colLast="0" w:name="_cyo5meb7fw3f" w:id="21"/>
+      <w:bookmarkStart w:colFirst="0" w:colLast="0" w:name="_mihvz1uhmvta" w:id="21"/>
       <w:bookmarkEnd w:id="21"/>
       <w:r>
         <w:br w:type="page"/>
@@ -6812,7 +6862,7 @@
           <w:vertAlign w:val="baseline"/>
         </w:rPr>
       </w:pPr>
-      <w:bookmarkStart w:colFirst="0" w:colLast="0" w:name="_ni4ndvx9a1wu" w:id="22"/>
+      <w:bookmarkStart w:colFirst="0" w:colLast="0" w:name="_e2wshhaw7h2p" w:id="22"/>
       <w:bookmarkEnd w:id="22"/>
       <w:r>
         <w:rPr>
@@ -7279,7 +7329,7 @@
           <w:vertAlign w:val="baseline"/>
         </w:rPr>
       </w:pPr>
-      <w:bookmarkStart w:colFirst="0" w:colLast="0" w:name="_yt7b3b8kl1ou" w:id="23"/>
+      <w:bookmarkStart w:colFirst="0" w:colLast="0" w:name="_dvmyicr7izzv" w:id="23"/>
       <w:bookmarkEnd w:id="23"/>
       <w:r>
         <w:rPr>
@@ -7334,7 +7384,7 @@
           <w:vertAlign w:val="baseline"/>
         </w:rPr>
       </w:pPr>
-      <w:bookmarkStart w:colFirst="0" w:colLast="0" w:name="_iw7840sx0hzq" w:id="24"/>
+      <w:bookmarkStart w:colFirst="0" w:colLast="0" w:name="_54l53u1qkzpo" w:id="24"/>
       <w:bookmarkEnd w:id="24"/>
       <w:r>
         <w:rPr>
@@ -7454,7 +7504,7 @@
           <w:vertAlign w:val="baseline"/>
         </w:rPr>
       </w:pPr>
-      <w:bookmarkStart w:colFirst="0" w:colLast="0" w:name="_chub5h6q3uex" w:id="25"/>
+      <w:bookmarkStart w:colFirst="0" w:colLast="0" w:name="_jfbxeolws6bo" w:id="25"/>
       <w:bookmarkEnd w:id="25"/>
       <w:r>
         <w:rPr>
@@ -7571,7 +7621,7 @@
           <w:vertAlign w:val="baseline"/>
         </w:rPr>
       </w:pPr>
-      <w:bookmarkStart w:colFirst="0" w:colLast="0" w:name="_c4ymuwo0gaae" w:id="26"/>
+      <w:bookmarkStart w:colFirst="0" w:colLast="0" w:name="_hvu24b1vx2c2" w:id="26"/>
       <w:bookmarkEnd w:id="26"/>
       <w:r>
         <w:rPr>
@@ -7654,7 +7704,7 @@
           <w:vertAlign w:val="baseline"/>
         </w:rPr>
       </w:pPr>
-      <w:bookmarkStart w:colFirst="0" w:colLast="0" w:name="_eooutndqj382" w:id="27"/>
+      <w:bookmarkStart w:colFirst="0" w:colLast="0" w:name="_nokx3lcyzoc7" w:id="27"/>
       <w:bookmarkEnd w:id="27"/>
       <w:r>
         <w:rPr>
@@ -7716,7 +7766,7 @@
           <w:vertAlign w:val="baseline"/>
         </w:rPr>
       </w:pPr>
-      <w:bookmarkStart w:colFirst="0" w:colLast="0" w:name="_fljntms7whtn" w:id="28"/>
+      <w:bookmarkStart w:colFirst="0" w:colLast="0" w:name="_zaycucp5n9u6" w:id="28"/>
       <w:bookmarkEnd w:id="28"/>
       <w:r>
         <w:rPr>
@@ -7799,7 +7849,7 @@
           <w:vertAlign w:val="baseline"/>
         </w:rPr>
       </w:pPr>
-      <w:bookmarkStart w:colFirst="0" w:colLast="0" w:name="_n9d8gfk5jjm1" w:id="29"/>
+      <w:bookmarkStart w:colFirst="0" w:colLast="0" w:name="_l3sraphu7y3z" w:id="29"/>
       <w:bookmarkEnd w:id="29"/>
       <w:r>
         <w:rPr>
@@ -8170,7 +8220,7 @@
           <w:vertAlign w:val="baseline"/>
         </w:rPr>
       </w:pPr>
-      <w:bookmarkStart w:colFirst="0" w:colLast="0" w:name="_5npcugbldblo" w:id="30"/>
+      <w:bookmarkStart w:colFirst="0" w:colLast="0" w:name="_bcayj95oj962" w:id="30"/>
       <w:bookmarkEnd w:id="30"/>
       <w:r>
         <w:rPr>
@@ -8211,7 +8261,7 @@
           <w:vertAlign w:val="baseline"/>
         </w:rPr>
       </w:pPr>
-      <w:bookmarkStart w:colFirst="0" w:colLast="0" w:name="_v7w1h6aiid8g" w:id="31"/>
+      <w:bookmarkStart w:colFirst="0" w:colLast="0" w:name="_4qpwmopij5vu" w:id="31"/>
       <w:bookmarkEnd w:id="31"/>
       <w:r>
         <w:br w:type="page"/>
@@ -8286,7 +8336,7 @@
           <w:vertAlign w:val="baseline"/>
         </w:rPr>
       </w:pPr>
-      <w:bookmarkStart w:colFirst="0" w:colLast="0" w:name="_vkiei9fwxtkx" w:id="32"/>
+      <w:bookmarkStart w:colFirst="0" w:colLast="0" w:name="_qj5cfrk319sj" w:id="32"/>
       <w:bookmarkEnd w:id="32"/>
       <w:r>
         <w:br w:type="page"/>
@@ -8534,7 +8584,7 @@
           <w:vertAlign w:val="baseline"/>
         </w:rPr>
       </w:pPr>
-      <w:bookmarkStart w:colFirst="0" w:colLast="0" w:name="_yl16xpsqdwnb" w:id="33"/>
+      <w:bookmarkStart w:colFirst="0" w:colLast="0" w:name="_sjxf0411ox0k" w:id="33"/>
       <w:bookmarkEnd w:id="33"/>
       <w:r>
         <w:br w:type="page"/>
@@ -8611,7 +8661,7 @@
           <w:vertAlign w:val="baseline"/>
         </w:rPr>
       </w:pPr>
-      <w:bookmarkStart w:colFirst="0" w:colLast="0" w:name="_drse7bgk5764" w:id="34"/>
+      <w:bookmarkStart w:colFirst="0" w:colLast="0" w:name="_5rbl8rl8he0" w:id="34"/>
       <w:bookmarkEnd w:id="34"/>
       <w:r>
         <w:br w:type="page"/>
@@ -8661,8 +8711,8 @@
       </w:r>
     </w:p>
     <w:sectPr>
-      <w:headerReference r:id="rId12" w:type="default"/>
-      <w:headerReference r:id="rId13" w:type="first"/>
+      <w:headerReference r:id="rId14" w:type="default"/>
+      <w:headerReference r:id="rId15" w:type="first"/>
       <w:type w:val="nextPage"/>
       <w:pgSz w:h="16840" w:w="11907" w:orient="portrait"/>
       <w:pgMar w:bottom="1238" w:top="1699" w:left="1699" w:right="1138" w:header="720" w:footer="720"/>
@@ -8678,7 +8728,74 @@
     <w:pPr>
       <w:keepNext w:val="0"/>
       <w:keepLines w:val="0"/>
-      <w:pageBreakBefore w:val="0"/>
+      <w:widowControl w:val="1"/>
+      <w:pBdr>
+        <w:top w:space="0" w:sz="0" w:val="nil"/>
+        <w:left w:space="0" w:sz="0" w:val="nil"/>
+        <w:bottom w:space="0" w:sz="0" w:val="nil"/>
+        <w:right w:space="0" w:sz="0" w:val="nil"/>
+        <w:between w:space="0" w:sz="0" w:val="nil"/>
+      </w:pBdr>
+      <w:shd w:fill="auto" w:val="clear"/>
+      <w:tabs>
+        <w:tab w:val="center" w:leader="none" w:pos="4252"/>
+        <w:tab w:val="right" w:leader="none" w:pos="8504"/>
+      </w:tabs>
+      <w:spacing w:after="240" w:before="0" w:line="360" w:lineRule="auto"/>
+      <w:ind w:left="0" w:right="0" w:firstLine="0"/>
+      <w:jc w:val="right"/>
+      <w:rPr>
+        <w:rFonts w:ascii="Times New Roman" w:cs="Times New Roman" w:eastAsia="Times New Roman" w:hAnsi="Times New Roman"/>
+        <w:b w:val="0"/>
+        <w:bCs w:val="0"/>
+        <w:i w:val="0"/>
+        <w:iCs w:val="0"/>
+        <w:smallCaps w:val="0"/>
+        <w:strike w:val="0"/>
+        <w:color w:val="000000"/>
+        <w:sz w:val="24"/>
+        <w:szCs w:val="24"/>
+        <w:u w:val="none"/>
+        <w:shd w:fill="auto" w:val="clear"/>
+        <w:vertAlign w:val="baseline"/>
+      </w:rPr>
+    </w:pPr>
+    <w:r>
+      <w:rPr>
+        <w:rFonts w:ascii="Times New Roman" w:cs="Times New Roman" w:eastAsia="Times New Roman" w:hAnsi="Times New Roman"/>
+        <w:b w:val="0"/>
+        <w:bCs w:val="0"/>
+        <w:i w:val="0"/>
+        <w:iCs w:val="0"/>
+        <w:smallCaps w:val="0"/>
+        <w:strike w:val="0"/>
+        <w:color w:val="000000"/>
+        <w:sz w:val="24"/>
+        <w:szCs w:val="24"/>
+        <w:u w:val="none"/>
+        <w:shd w:fill="auto" w:val="clear"/>
+        <w:vertAlign w:val="baseline"/>
+      </w:rPr>
+      <w:fldChar w:fldCharType="begin"/>
+      <w:instrText xml:space="preserve">PAGE</w:instrText>
+      <w:fldChar w:fldCharType="separate"/>
+      <w:fldChar w:fldCharType="end"/>
+    </w:r>
+    <w:r>
+      <w:rPr>
+        <w:rtl w:val="0"/>
+      </w:rPr>
+    </w:r>
+  </w:p>
+</w:hdr>
+</file>
+
+<file path=word/header2.xml><?xml version="1.0" encoding="utf-8"?>
+<w:hdr xmlns:mc="http://schemas.openxmlformats.org/markup-compatibility/2006" xmlns:o="urn:schemas-microsoft-com:office:office" xmlns:r="http://schemas.openxmlformats.org/officeDocument/2006/relationships" xmlns:m="http://schemas.openxmlformats.org/officeDocument/2006/math" xmlns:v="urn:schemas-microsoft-com:vml" xmlns:wp="http://schemas.openxmlformats.org/drawingml/2006/wordprocessingDrawing" xmlns:w10="urn:schemas-microsoft-com:office:word" xmlns:w="http://schemas.openxmlformats.org/wordprocessingml/2006/main" xmlns:wne="http://schemas.microsoft.com/office/word/2006/wordml" xmlns:sl="http://schemas.openxmlformats.org/schemaLibrary/2006/main" xmlns:a="http://schemas.openxmlformats.org/drawingml/2006/main" xmlns:pic="http://schemas.openxmlformats.org/drawingml/2006/picture" xmlns:c="http://schemas.openxmlformats.org/drawingml/2006/chart" xmlns:lc="http://schemas.openxmlformats.org/drawingml/2006/lockedCanvas" xmlns:dgm="http://schemas.openxmlformats.org/drawingml/2006/diagram" xmlns:wps="http://schemas.microsoft.com/office/word/2010/wordprocessingShape" xmlns:wpg="http://schemas.microsoft.com/office/word/2010/wordprocessingGroup" xmlns:w14="http://schemas.microsoft.com/office/word/2010/wordml" xmlns:w15="http://schemas.microsoft.com/office/word/2012/wordml" xmlns:w16="http://schemas.microsoft.com/office/word/2018/wordml" xmlns:w16cex="http://schemas.microsoft.com/office/word/2018/wordml/cex" xmlns:w16cid="http://schemas.microsoft.com/office/word/2016/wordml/cid" xmlns="http://schemas.microsoft.com/office/tasks/2019/documenttasks" xmlns:cr="http://schemas.microsoft.com/office/comments/2020/reactions">
+  <w:p>
+    <w:pPr>
+      <w:keepNext w:val="0"/>
+      <w:keepLines w:val="0"/>
       <w:widowControl w:val="1"/>
       <w:pBdr>
         <w:top w:space="0" w:sz="0" w:val="nil"/>
@@ -8720,13 +8837,12 @@
 </w:hdr>
 </file>
 
-<file path=word/header2.xml><?xml version="1.0" encoding="utf-8"?>
+<file path=word/header3.xml><?xml version="1.0" encoding="utf-8"?>
 <w:hdr xmlns:mc="http://schemas.openxmlformats.org/markup-compatibility/2006" xmlns:o="urn:schemas-microsoft-com:office:office" xmlns:r="http://schemas.openxmlformats.org/officeDocument/2006/relationships" xmlns:m="http://schemas.openxmlformats.org/officeDocument/2006/math" xmlns:v="urn:schemas-microsoft-com:vml" xmlns:wp="http://schemas.openxmlformats.org/drawingml/2006/wordprocessingDrawing" xmlns:w10="urn:schemas-microsoft-com:office:word" xmlns:w="http://schemas.openxmlformats.org/wordprocessingml/2006/main" xmlns:wne="http://schemas.microsoft.com/office/word/2006/wordml" xmlns:sl="http://schemas.openxmlformats.org/schemaLibrary/2006/main" xmlns:a="http://schemas.openxmlformats.org/drawingml/2006/main" xmlns:pic="http://schemas.openxmlformats.org/drawingml/2006/picture" xmlns:c="http://schemas.openxmlformats.org/drawingml/2006/chart" xmlns:lc="http://schemas.openxmlformats.org/drawingml/2006/lockedCanvas" xmlns:dgm="http://schemas.openxmlformats.org/drawingml/2006/diagram" xmlns:wps="http://schemas.microsoft.com/office/word/2010/wordprocessingShape" xmlns:wpg="http://schemas.microsoft.com/office/word/2010/wordprocessingGroup" xmlns:w14="http://schemas.microsoft.com/office/word/2010/wordml" xmlns:w15="http://schemas.microsoft.com/office/word/2012/wordml" xmlns:w16="http://schemas.microsoft.com/office/word/2018/wordml" xmlns:w16cex="http://schemas.microsoft.com/office/word/2018/wordml/cex" xmlns:w16cid="http://schemas.microsoft.com/office/word/2016/wordml/cid" xmlns="http://schemas.microsoft.com/office/tasks/2019/documenttasks" xmlns:cr="http://schemas.microsoft.com/office/comments/2020/reactions">
   <w:p>
     <w:pPr>
       <w:keepNext w:val="0"/>
       <w:keepLines w:val="0"/>
-      <w:pageBreakBefore w:val="0"/>
       <w:widowControl w:val="1"/>
       <w:pBdr>
         <w:top w:space="0" w:sz="0" w:val="nil"/>
@@ -8790,7 +8906,6 @@
     <w:pPr>
       <w:keepNext w:val="0"/>
       <w:keepLines w:val="0"/>
-      <w:pageBreakBefore w:val="0"/>
       <w:widowControl w:val="1"/>
       <w:pBdr>
         <w:top w:space="0" w:sz="0" w:val="nil"/>
@@ -8832,13 +8947,12 @@
 </w:hdr>
 </file>
 
-<file path=word/header3.xml><?xml version="1.0" encoding="utf-8"?>
+<file path=word/header4.xml><?xml version="1.0" encoding="utf-8"?>
 <w:hdr xmlns:mc="http://schemas.openxmlformats.org/markup-compatibility/2006" xmlns:o="urn:schemas-microsoft-com:office:office" xmlns:r="http://schemas.openxmlformats.org/officeDocument/2006/relationships" xmlns:m="http://schemas.openxmlformats.org/officeDocument/2006/math" xmlns:v="urn:schemas-microsoft-com:vml" xmlns:wp="http://schemas.openxmlformats.org/drawingml/2006/wordprocessingDrawing" xmlns:w10="urn:schemas-microsoft-com:office:word" xmlns:w="http://schemas.openxmlformats.org/wordprocessingml/2006/main" xmlns:wne="http://schemas.microsoft.com/office/word/2006/wordml" xmlns:sl="http://schemas.openxmlformats.org/schemaLibrary/2006/main" xmlns:a="http://schemas.openxmlformats.org/drawingml/2006/main" xmlns:pic="http://schemas.openxmlformats.org/drawingml/2006/picture" xmlns:c="http://schemas.openxmlformats.org/drawingml/2006/chart" xmlns:lc="http://schemas.openxmlformats.org/drawingml/2006/lockedCanvas" xmlns:dgm="http://schemas.openxmlformats.org/drawingml/2006/diagram" xmlns:wps="http://schemas.microsoft.com/office/word/2010/wordprocessingShape" xmlns:wpg="http://schemas.microsoft.com/office/word/2010/wordprocessingGroup" xmlns:w14="http://schemas.microsoft.com/office/word/2010/wordml" xmlns:w15="http://schemas.microsoft.com/office/word/2012/wordml" xmlns:w16="http://schemas.microsoft.com/office/word/2018/wordml" xmlns:w16cex="http://schemas.microsoft.com/office/word/2018/wordml/cex" xmlns:w16cid="http://schemas.microsoft.com/office/word/2016/wordml/cid" xmlns="http://schemas.microsoft.com/office/tasks/2019/documenttasks" xmlns:cr="http://schemas.microsoft.com/office/comments/2020/reactions">
   <w:p>
     <w:pPr>
       <w:keepNext w:val="0"/>
       <w:keepLines w:val="0"/>
-      <w:pageBreakBefore w:val="0"/>
       <w:widowControl w:val="1"/>
       <w:pBdr>
         <w:top w:space="0" w:sz="0" w:val="nil"/>
@@ -8901,13 +9015,12 @@
 </w:hdr>
 </file>
 
-<file path=word/header4.xml><?xml version="1.0" encoding="utf-8"?>
+<file path=word/header5.xml><?xml version="1.0" encoding="utf-8"?>
 <w:hdr xmlns:mc="http://schemas.openxmlformats.org/markup-compatibility/2006" xmlns:o="urn:schemas-microsoft-com:office:office" xmlns:r="http://schemas.openxmlformats.org/officeDocument/2006/relationships" xmlns:m="http://schemas.openxmlformats.org/officeDocument/2006/math" xmlns:v="urn:schemas-microsoft-com:vml" xmlns:wp="http://schemas.openxmlformats.org/drawingml/2006/wordprocessingDrawing" xmlns:w10="urn:schemas-microsoft-com:office:word" xmlns:w="http://schemas.openxmlformats.org/wordprocessingml/2006/main" xmlns:wne="http://schemas.microsoft.com/office/word/2006/wordml" xmlns:sl="http://schemas.openxmlformats.org/schemaLibrary/2006/main" xmlns:a="http://schemas.openxmlformats.org/drawingml/2006/main" xmlns:pic="http://schemas.openxmlformats.org/drawingml/2006/picture" xmlns:c="http://schemas.openxmlformats.org/drawingml/2006/chart" xmlns:lc="http://schemas.openxmlformats.org/drawingml/2006/lockedCanvas" xmlns:dgm="http://schemas.openxmlformats.org/drawingml/2006/diagram" xmlns:wps="http://schemas.microsoft.com/office/word/2010/wordprocessingShape" xmlns:wpg="http://schemas.microsoft.com/office/word/2010/wordprocessingGroup" xmlns:w14="http://schemas.microsoft.com/office/word/2010/wordml" xmlns:w15="http://schemas.microsoft.com/office/word/2012/wordml" xmlns:w16="http://schemas.microsoft.com/office/word/2018/wordml" xmlns:w16cex="http://schemas.microsoft.com/office/word/2018/wordml/cex" xmlns:w16cid="http://schemas.microsoft.com/office/word/2016/wordml/cid" xmlns="http://schemas.microsoft.com/office/tasks/2019/documenttasks" xmlns:cr="http://schemas.microsoft.com/office/comments/2020/reactions">
   <w:p>
     <w:pPr>
       <w:keepNext w:val="0"/>
       <w:keepLines w:val="0"/>
-      <w:pageBreakBefore w:val="0"/>
       <w:widowControl w:val="1"/>
       <w:pBdr>
         <w:top w:space="0" w:sz="0" w:val="nil"/>
@@ -8959,75 +9072,6 @@
       </w:rPr>
       <w:t xml:space="preserve">                                                                                                                                         </w:t>
     </w:r>
-    <w:r>
-      <w:rPr>
-        <w:rFonts w:ascii="Times New Roman" w:cs="Times New Roman" w:eastAsia="Times New Roman" w:hAnsi="Times New Roman"/>
-        <w:b w:val="0"/>
-        <w:bCs w:val="0"/>
-        <w:i w:val="0"/>
-        <w:iCs w:val="0"/>
-        <w:smallCaps w:val="0"/>
-        <w:strike w:val="0"/>
-        <w:color w:val="000000"/>
-        <w:sz w:val="24"/>
-        <w:szCs w:val="24"/>
-        <w:u w:val="none"/>
-        <w:shd w:fill="auto" w:val="clear"/>
-        <w:vertAlign w:val="baseline"/>
-      </w:rPr>
-      <w:fldChar w:fldCharType="begin"/>
-      <w:instrText xml:space="preserve">PAGE</w:instrText>
-      <w:fldChar w:fldCharType="separate"/>
-      <w:fldChar w:fldCharType="end"/>
-    </w:r>
-    <w:r>
-      <w:rPr>
-        <w:rtl w:val="0"/>
-      </w:rPr>
-    </w:r>
-  </w:p>
-</w:hdr>
-</file>
-
-<file path=word/header5.xml><?xml version="1.0" encoding="utf-8"?>
-<w:hdr xmlns:mc="http://schemas.openxmlformats.org/markup-compatibility/2006" xmlns:o="urn:schemas-microsoft-com:office:office" xmlns:r="http://schemas.openxmlformats.org/officeDocument/2006/relationships" xmlns:m="http://schemas.openxmlformats.org/officeDocument/2006/math" xmlns:v="urn:schemas-microsoft-com:vml" xmlns:wp="http://schemas.openxmlformats.org/drawingml/2006/wordprocessingDrawing" xmlns:w10="urn:schemas-microsoft-com:office:word" xmlns:w="http://schemas.openxmlformats.org/wordprocessingml/2006/main" xmlns:wne="http://schemas.microsoft.com/office/word/2006/wordml" xmlns:sl="http://schemas.openxmlformats.org/schemaLibrary/2006/main" xmlns:a="http://schemas.openxmlformats.org/drawingml/2006/main" xmlns:pic="http://schemas.openxmlformats.org/drawingml/2006/picture" xmlns:c="http://schemas.openxmlformats.org/drawingml/2006/chart" xmlns:lc="http://schemas.openxmlformats.org/drawingml/2006/lockedCanvas" xmlns:dgm="http://schemas.openxmlformats.org/drawingml/2006/diagram" xmlns:wps="http://schemas.microsoft.com/office/word/2010/wordprocessingShape" xmlns:wpg="http://schemas.microsoft.com/office/word/2010/wordprocessingGroup" xmlns:w14="http://schemas.microsoft.com/office/word/2010/wordml" xmlns:w15="http://schemas.microsoft.com/office/word/2012/wordml" xmlns:w16="http://schemas.microsoft.com/office/word/2018/wordml" xmlns:w16cex="http://schemas.microsoft.com/office/word/2018/wordml/cex" xmlns:w16cid="http://schemas.microsoft.com/office/word/2016/wordml/cid" xmlns="http://schemas.microsoft.com/office/tasks/2019/documenttasks" xmlns:cr="http://schemas.microsoft.com/office/comments/2020/reactions">
-  <w:p>
-    <w:pPr>
-      <w:keepNext w:val="0"/>
-      <w:keepLines w:val="0"/>
-      <w:pageBreakBefore w:val="0"/>
-      <w:widowControl w:val="1"/>
-      <w:pBdr>
-        <w:top w:space="0" w:sz="0" w:val="nil"/>
-        <w:left w:space="0" w:sz="0" w:val="nil"/>
-        <w:bottom w:space="0" w:sz="0" w:val="nil"/>
-        <w:right w:space="0" w:sz="0" w:val="nil"/>
-        <w:between w:space="0" w:sz="0" w:val="nil"/>
-      </w:pBdr>
-      <w:shd w:fill="auto" w:val="clear"/>
-      <w:tabs>
-        <w:tab w:val="center" w:leader="none" w:pos="4252"/>
-        <w:tab w:val="right" w:leader="none" w:pos="8504"/>
-      </w:tabs>
-      <w:spacing w:after="240" w:before="0" w:line="360" w:lineRule="auto"/>
-      <w:ind w:left="0" w:right="0" w:firstLine="0"/>
-      <w:jc w:val="right"/>
-      <w:rPr>
-        <w:rFonts w:ascii="Times New Roman" w:cs="Times New Roman" w:eastAsia="Times New Roman" w:hAnsi="Times New Roman"/>
-        <w:b w:val="0"/>
-        <w:bCs w:val="0"/>
-        <w:i w:val="0"/>
-        <w:iCs w:val="0"/>
-        <w:smallCaps w:val="0"/>
-        <w:strike w:val="0"/>
-        <w:color w:val="000000"/>
-        <w:sz w:val="24"/>
-        <w:szCs w:val="24"/>
-        <w:u w:val="none"/>
-        <w:shd w:fill="auto" w:val="clear"/>
-        <w:vertAlign w:val="baseline"/>
-      </w:rPr>
-    </w:pPr>
     <w:r>
       <w:rPr>
         <w:rFonts w:ascii="Times New Roman" w:cs="Times New Roman" w:eastAsia="Times New Roman" w:hAnsi="Times New Roman"/>
